--- a/Informe.docx
+++ b/Informe.docx
@@ -31,27 +31,7 @@
           <w:sz w:val="36"/>
           <w:szCs w:val="36"/>
         </w:rPr>
-        <w:t xml:space="preserve">en Argentina </w:t>
-      </w:r>
-      <w:r>
-        <w:rPr>
-          <w:b/>
-          <w:bCs/>
-          <w:color w:val="1F4E79"/>
-          <w:sz w:val="36"/>
-          <w:szCs w:val="36"/>
-        </w:rPr>
-        <w:t xml:space="preserve">para el año </w:t>
-      </w:r>
-      <w:r>
-        <w:rPr>
-          <w:b/>
-          <w:bCs/>
-          <w:color w:val="1F4E79"/>
-          <w:sz w:val="36"/>
-          <w:szCs w:val="36"/>
-        </w:rPr>
-        <w:t xml:space="preserve">2050 </w:t>
+        <w:t xml:space="preserve">en Argentina para el año 2050 </w:t>
       </w:r>
     </w:p>
     <w:p>
@@ -94,10 +74,16 @@
       <w:pPr>
         <w:spacing w:before="120" w:after="120" w:line="276" w:lineRule="auto"/>
         <w:jc w:val="center"/>
+        <w:rPr>
+          <w:sz w:val="20"/>
+          <w:szCs w:val="20"/>
+        </w:rPr>
       </w:pPr>
       <w:r>
         <w:rPr>
           <w:color w:val="444444"/>
+          <w:sz w:val="20"/>
+          <w:szCs w:val="20"/>
         </w:rPr>
         <w:t>Gangui Matías</w:t>
       </w:r>
@@ -126,13 +112,205 @@
         <w:rPr>
           <w:lang w:eastAsia="en-US"/>
         </w:rPr>
+        <w:t xml:space="preserve"> Se sabe que la mayoría de los países desarrollados y semidesarrollados no logran alcanzar la tasa de natalidad necesaria para el reemplazo (2.1), con lo cual se esperan problemas económicos y sociales a gran escala en el próximo futuro.</w:t>
+      </w:r>
+      <w:r>
+        <w:rPr>
+          <w:lang w:eastAsia="en-US"/>
+        </w:rPr>
         <w:t xml:space="preserve"> </w:t>
       </w:r>
-      <w:r>
-        <w:rPr>
-          <w:lang w:eastAsia="en-US"/>
-        </w:rPr>
-        <w:t>Se sabe que la mayoría de los países desarrollados y semidesarrollados no logran alcanzar la tasa de natalidad necesaria para el reemplazo (2.1), con lo cual se esperan problemas económicos y sociales a gran escala en el próximo futuro.</w:t>
+    </w:p>
+    <w:p>
+      <w:pPr>
+        <w:rPr>
+          <w:lang w:eastAsia="en-US"/>
+        </w:rPr>
+      </w:pPr>
+      <w:r>
+        <w:rPr>
+          <w:lang w:eastAsia="en-US"/>
+        </w:rPr>
+        <w:t xml:space="preserve">Los medios no logran ponerse de acuerdo sobre cuándo será esto, a qué se debe y qué efectos traerán. Pero se sostiene una postura fatalista sobre adónde estamos yendo, qué representa esto en el futuro, y </w:t>
+      </w:r>
+      <w:r>
+        <w:rPr>
+          <w:lang w:eastAsia="en-US"/>
+        </w:rPr>
+        <w:t>qué causas veremos</w:t>
+      </w:r>
+      <w:r>
+        <w:rPr>
+          <w:lang w:eastAsia="en-US"/>
+        </w:rPr>
+        <w:t>.</w:t>
+      </w:r>
+    </w:p>
+    <w:p>
+      <w:pPr>
+        <w:rPr>
+          <w:lang w:eastAsia="en-US"/>
+        </w:rPr>
+      </w:pPr>
+    </w:p>
+    <w:p>
+      <w:pPr>
+        <w:rPr>
+          <w:lang w:eastAsia="en-US"/>
+        </w:rPr>
+      </w:pPr>
+      <w:r>
+        <w:rPr>
+          <w:lang w:eastAsia="en-US"/>
+        </w:rPr>
+        <w:t>Este trabajo práctico no busca responder estas preguntas, pero intenta darnos a entender qué variables son fundamentales para la dinámica poblacional</w:t>
+      </w:r>
+      <w:r>
+        <w:rPr>
+          <w:lang w:eastAsia="en-US"/>
+        </w:rPr>
+        <w:t>, adónde nos encontramos parados actualmente y hacia dónde vamos.</w:t>
+      </w:r>
+    </w:p>
+    <w:p>
+      <w:pPr>
+        <w:rPr>
+          <w:lang w:eastAsia="en-US"/>
+        </w:rPr>
+      </w:pPr>
+      <w:r>
+        <w:rPr>
+          <w:lang w:eastAsia="en-US"/>
+        </w:rPr>
+        <w:t>Para esto, vamos</w:t>
+      </w:r>
+      <w:r>
+        <w:rPr>
+          <w:lang w:eastAsia="en-US"/>
+        </w:rPr>
+        <w:t xml:space="preserve"> a enfocarnos específicamente en nuestro país, Argentina, y explorar mediante datos públicos y redes neuronales diferentes casos futuros que pueden o no llegar a pasar.</w:t>
+      </w:r>
+    </w:p>
+    <w:p>
+      <w:pPr>
+        <w:rPr>
+          <w:lang w:eastAsia="en-US"/>
+        </w:rPr>
+      </w:pPr>
+    </w:p>
+    <w:p>
+      <w:pPr>
+        <w:rPr>
+          <w:lang w:eastAsia="en-US"/>
+        </w:rPr>
+      </w:pPr>
+    </w:p>
+    <w:p>
+      <w:pPr>
+        <w:pStyle w:val="Ttulo2"/>
+        <w:rPr>
+          <w:lang w:eastAsia="en-US"/>
+        </w:rPr>
+      </w:pPr>
+      <w:r>
+        <w:t>Métodos</w:t>
+      </w:r>
+    </w:p>
+    <w:p>
+      <w:pPr>
+        <w:rPr>
+          <w:lang w:eastAsia="en-US"/>
+        </w:rPr>
+      </w:pPr>
+      <w:r>
+        <w:rPr>
+          <w:lang w:eastAsia="en-US"/>
+        </w:rPr>
+        <w:t xml:space="preserve">La idea es recolectar datos que involucren específicamente </w:t>
+      </w:r>
+      <w:r>
+        <w:rPr>
+          <w:lang w:eastAsia="en-US"/>
+        </w:rPr>
+        <w:t>a</w:t>
+      </w:r>
+      <w:r>
+        <w:rPr>
+          <w:lang w:eastAsia="en-US"/>
+        </w:rPr>
+        <w:t xml:space="preserve"> la dinámica poblaciona</w:t>
+      </w:r>
+      <w:r>
+        <w:rPr>
+          <w:lang w:eastAsia="en-US"/>
+        </w:rPr>
+        <w:t>l</w:t>
+      </w:r>
+      <w:r>
+        <w:rPr>
+          <w:lang w:eastAsia="en-US"/>
+        </w:rPr>
+        <w:t xml:space="preserve"> de</w:t>
+      </w:r>
+      <w:r>
+        <w:rPr>
+          <w:lang w:eastAsia="en-US"/>
+        </w:rPr>
+        <w:t xml:space="preserve">l </w:t>
+      </w:r>
+      <w:r>
+        <w:rPr>
+          <w:lang w:eastAsia="en-US"/>
+        </w:rPr>
+        <w:t xml:space="preserve">país, </w:t>
+      </w:r>
+      <w:r>
+        <w:rPr>
+          <w:lang w:eastAsia="en-US"/>
+        </w:rPr>
+        <w:t xml:space="preserve">utilizando parámetros </w:t>
+      </w:r>
+      <w:r>
+        <w:rPr>
+          <w:lang w:eastAsia="en-US"/>
+        </w:rPr>
+        <w:t xml:space="preserve">como </w:t>
+      </w:r>
+      <w:r>
+        <w:rPr>
+          <w:lang w:eastAsia="en-US"/>
+        </w:rPr>
+        <w:t>la natalidad, mortalidad e inmigración</w:t>
+      </w:r>
+      <w:r>
+        <w:rPr>
+          <w:lang w:eastAsia="en-US"/>
+        </w:rPr>
+        <w:t>.</w:t>
+      </w:r>
+      <w:r>
+        <w:rPr>
+          <w:lang w:eastAsia="en-US"/>
+        </w:rPr>
+        <w:t xml:space="preserve"> A partir de </w:t>
+      </w:r>
+      <w:r>
+        <w:rPr>
+          <w:lang w:eastAsia="en-US"/>
+        </w:rPr>
+        <w:t>esos</w:t>
+      </w:r>
+      <w:r>
+        <w:rPr>
+          <w:lang w:eastAsia="en-US"/>
+        </w:rPr>
+        <w:t xml:space="preserve"> datos podemos analizar su comportamiento histórico, dándonos un pantallazo general del comportamiento de cada métrica individualmente. </w:t>
+      </w:r>
+      <w:r>
+        <w:rPr>
+          <w:lang w:eastAsia="en-US"/>
+        </w:rPr>
+        <w:t>Un</w:t>
       </w:r>
       <w:r>
         <w:rPr>
@@ -140,251 +318,23 @@
         </w:rPr>
         <w:t xml:space="preserve"> </w:t>
       </w:r>
-    </w:p>
-    <w:p>
-      <w:pPr>
-        <w:rPr>
-          <w:lang w:eastAsia="en-US"/>
-        </w:rPr>
-      </w:pPr>
-      <w:r>
-        <w:rPr>
-          <w:lang w:eastAsia="en-US"/>
-        </w:rPr>
-        <w:t>Los medios no logran ponerse de acuerdo sobre cuándo será esto, a qué se debe y qué efectos traerán. Pero se</w:t>
-      </w:r>
-      <w:r>
-        <w:rPr>
-          <w:lang w:eastAsia="en-US"/>
-        </w:rPr>
-        <w:t xml:space="preserve"> sostiene una postura fatalista sobre adónde estamos yendo, qué representa esto en el futuro, y </w:t>
-      </w:r>
-      <w:r>
-        <w:rPr>
-          <w:lang w:eastAsia="en-US"/>
-        </w:rPr>
-        <w:t>qué causas veremos</w:t>
-      </w:r>
-      <w:r>
-        <w:rPr>
-          <w:lang w:eastAsia="en-US"/>
-        </w:rPr>
-        <w:t>.</w:t>
-      </w:r>
-    </w:p>
-    <w:p>
-      <w:pPr>
-        <w:rPr>
-          <w:lang w:eastAsia="en-US"/>
-        </w:rPr>
-      </w:pPr>
-    </w:p>
-    <w:p>
-      <w:pPr>
-        <w:rPr>
-          <w:lang w:eastAsia="en-US"/>
-        </w:rPr>
-      </w:pPr>
-      <w:r>
-        <w:rPr>
-          <w:lang w:eastAsia="en-US"/>
-        </w:rPr>
-        <w:t>Este trabajo práctico no busca responder estas preguntas, pero intenta darnos a entender qué variables son fundamentales para la dinámica poblacional</w:t>
-      </w:r>
-      <w:r>
-        <w:rPr>
-          <w:lang w:eastAsia="en-US"/>
-        </w:rPr>
-        <w:t>, adónde nos encontramos parados actualmente y hacia dónde vamos.</w:t>
-      </w:r>
-    </w:p>
-    <w:p>
-      <w:pPr>
-        <w:rPr>
-          <w:lang w:eastAsia="en-US"/>
-        </w:rPr>
-      </w:pPr>
-      <w:r>
-        <w:rPr>
-          <w:lang w:eastAsia="en-US"/>
-        </w:rPr>
-        <w:t>Para esto, vamos</w:t>
-      </w:r>
-      <w:r>
-        <w:rPr>
-          <w:lang w:eastAsia="en-US"/>
-        </w:rPr>
-        <w:t xml:space="preserve"> a</w:t>
-      </w:r>
-      <w:r>
-        <w:rPr>
-          <w:lang w:eastAsia="en-US"/>
-        </w:rPr>
-        <w:t xml:space="preserve"> enfoca</w:t>
-      </w:r>
-      <w:r>
-        <w:rPr>
-          <w:lang w:eastAsia="en-US"/>
-        </w:rPr>
-        <w:t xml:space="preserve">rnos </w:t>
-      </w:r>
-      <w:r>
-        <w:rPr>
-          <w:lang w:eastAsia="en-US"/>
-        </w:rPr>
-        <w:t>específicamente en nuestro país, Argentina, y explora</w:t>
-      </w:r>
-      <w:r>
-        <w:rPr>
-          <w:lang w:eastAsia="en-US"/>
-        </w:rPr>
-        <w:t>r</w:t>
-      </w:r>
-      <w:r>
-        <w:rPr>
-          <w:lang w:eastAsia="en-US"/>
-        </w:rPr>
-        <w:t xml:space="preserve"> mediante datos públicos y redes neuronales, </w:t>
-      </w:r>
-      <w:r>
-        <w:rPr>
-          <w:lang w:eastAsia="en-US"/>
-        </w:rPr>
-        <w:t>diferentes casos futuros que pueden o no llegar a pasar</w:t>
-      </w:r>
-      <w:r>
-        <w:rPr>
-          <w:lang w:eastAsia="en-US"/>
-        </w:rPr>
-        <w:t>.</w:t>
-      </w:r>
-    </w:p>
-    <w:p>
-      <w:pPr>
-        <w:rPr>
-          <w:lang w:eastAsia="en-US"/>
-        </w:rPr>
-      </w:pPr>
-    </w:p>
-    <w:p>
-      <w:pPr>
-        <w:rPr>
-          <w:lang w:eastAsia="en-US"/>
-        </w:rPr>
-      </w:pPr>
-    </w:p>
-    <w:p>
-      <w:pPr>
-        <w:pStyle w:val="Ttulo2"/>
-        <w:rPr>
-          <w:lang w:eastAsia="en-US"/>
-        </w:rPr>
-      </w:pPr>
-      <w:r>
-        <w:t>Métodos</w:t>
-      </w:r>
-    </w:p>
-    <w:p>
-      <w:pPr>
-        <w:rPr>
-          <w:lang w:eastAsia="en-US"/>
-        </w:rPr>
-      </w:pPr>
-      <w:r>
-        <w:rPr>
-          <w:lang w:eastAsia="en-US"/>
-        </w:rPr>
-        <w:t xml:space="preserve">La idea es recolectar datos que involucren específicamente </w:t>
-      </w:r>
-      <w:r>
-        <w:rPr>
-          <w:lang w:eastAsia="en-US"/>
-        </w:rPr>
-        <w:t>a</w:t>
-      </w:r>
-      <w:r>
-        <w:rPr>
-          <w:lang w:eastAsia="en-US"/>
-        </w:rPr>
-        <w:t xml:space="preserve"> la dinámica poblaciona</w:t>
-      </w:r>
-      <w:r>
-        <w:rPr>
-          <w:lang w:eastAsia="en-US"/>
-        </w:rPr>
-        <w:t>l</w:t>
-      </w:r>
-      <w:r>
-        <w:rPr>
-          <w:lang w:eastAsia="en-US"/>
-        </w:rPr>
-        <w:t xml:space="preserve"> de</w:t>
-      </w:r>
-      <w:r>
-        <w:rPr>
-          <w:lang w:eastAsia="en-US"/>
-        </w:rPr>
-        <w:t xml:space="preserve">l </w:t>
-      </w:r>
-      <w:r>
-        <w:rPr>
-          <w:lang w:eastAsia="en-US"/>
-        </w:rPr>
-        <w:t xml:space="preserve">país, </w:t>
-      </w:r>
-      <w:r>
-        <w:rPr>
-          <w:lang w:eastAsia="en-US"/>
-        </w:rPr>
-        <w:t xml:space="preserve">utilizando parámetros </w:t>
-      </w:r>
-      <w:r>
-        <w:rPr>
-          <w:lang w:eastAsia="en-US"/>
-        </w:rPr>
-        <w:t xml:space="preserve">como </w:t>
-      </w:r>
-      <w:r>
-        <w:rPr>
-          <w:lang w:eastAsia="en-US"/>
-        </w:rPr>
-        <w:t>la natalidad, mortalidad e inmigración</w:t>
-      </w:r>
-      <w:r>
-        <w:rPr>
-          <w:lang w:eastAsia="en-US"/>
-        </w:rPr>
-        <w:t>.</w:t>
-      </w:r>
-      <w:r>
-        <w:rPr>
-          <w:lang w:eastAsia="en-US"/>
-        </w:rPr>
-        <w:t xml:space="preserve"> A partir de </w:t>
-      </w:r>
-      <w:r>
-        <w:rPr>
-          <w:lang w:eastAsia="en-US"/>
-        </w:rPr>
-        <w:t>esos</w:t>
-      </w:r>
-      <w:r>
-        <w:rPr>
-          <w:lang w:eastAsia="en-US"/>
-        </w:rPr>
-        <w:t xml:space="preserve"> datos podemos analizar su comportamiento histórico, dándonos un pantallazo general del comportamiento de cada métrica individualmente. Por </w:t>
-      </w:r>
-      <w:r>
-        <w:rPr>
-          <w:lang w:eastAsia="en-US"/>
-        </w:rPr>
-        <w:t>ejemplo,</w:t>
-      </w:r>
-      <w:r>
-        <w:rPr>
-          <w:lang w:eastAsia="en-US"/>
-        </w:rPr>
-        <w:t xml:space="preserve"> encontrar cuándo Argentina cruza el umbral de sub-reemplazo.</w:t>
+      <w:r>
+        <w:rPr>
+          <w:lang w:eastAsia="en-US"/>
+        </w:rPr>
+        <w:t>ejemplo</w:t>
+      </w:r>
+      <w:r>
+        <w:rPr>
+          <w:lang w:eastAsia="en-US"/>
+        </w:rPr>
+        <w:t xml:space="preserve"> sería </w:t>
+      </w:r>
+      <w:r>
+        <w:rPr>
+          <w:lang w:eastAsia="en-US"/>
+        </w:rPr>
+        <w:t>encontrar cuándo Argentina cruza el umbral de sub-reemplazo.</w:t>
       </w:r>
     </w:p>
     <w:p>
@@ -450,12 +400,6 @@
         <w:gridCol w:w="3560"/>
       </w:tblGrid>
       <w:tr>
-        <w:tblPrEx>
-          <w:tblCellMar>
-            <w:top w:w="0" w:type="dxa"/>
-            <w:bottom w:w="0" w:type="dxa"/>
-          </w:tblCellMar>
-        </w:tblPrEx>
         <w:trPr>
           <w:tblHeader/>
         </w:trPr>
@@ -563,12 +507,6 @@
         </w:tc>
       </w:tr>
       <w:tr>
-        <w:tblPrEx>
-          <w:tblCellMar>
-            <w:top w:w="0" w:type="dxa"/>
-            <w:bottom w:w="0" w:type="dxa"/>
-          </w:tblCellMar>
-        </w:tblPrEx>
         <w:tc>
           <w:tcPr>
             <w:tcW w:w="3289" w:type="dxa"/>
@@ -664,12 +602,6 @@
         </w:tc>
       </w:tr>
       <w:tr>
-        <w:tblPrEx>
-          <w:tblCellMar>
-            <w:top w:w="0" w:type="dxa"/>
-            <w:bottom w:w="0" w:type="dxa"/>
-          </w:tblCellMar>
-        </w:tblPrEx>
         <w:tc>
           <w:tcPr>
             <w:tcW w:w="3289" w:type="dxa"/>
@@ -765,12 +697,6 @@
         </w:tc>
       </w:tr>
       <w:tr>
-        <w:tblPrEx>
-          <w:tblCellMar>
-            <w:top w:w="0" w:type="dxa"/>
-            <w:bottom w:w="0" w:type="dxa"/>
-          </w:tblCellMar>
-        </w:tblPrEx>
         <w:tc>
           <w:tcPr>
             <w:tcW w:w="3289" w:type="dxa"/>
@@ -859,12 +785,6 @@
         </w:tc>
       </w:tr>
       <w:tr>
-        <w:tblPrEx>
-          <w:tblCellMar>
-            <w:top w:w="0" w:type="dxa"/>
-            <w:bottom w:w="0" w:type="dxa"/>
-          </w:tblCellMar>
-        </w:tblPrEx>
         <w:tc>
           <w:tcPr>
             <w:tcW w:w="3289" w:type="dxa"/>
@@ -953,12 +873,6 @@
         </w:tc>
       </w:tr>
       <w:tr>
-        <w:tblPrEx>
-          <w:tblCellMar>
-            <w:top w:w="0" w:type="dxa"/>
-            <w:bottom w:w="0" w:type="dxa"/>
-          </w:tblCellMar>
-        </w:tblPrEx>
         <w:tc>
           <w:tcPr>
             <w:tcW w:w="3289" w:type="dxa"/>
@@ -1113,13 +1027,13 @@
         <w:rPr>
           <w:lang w:eastAsia="en-US"/>
         </w:rPr>
-        <w:t xml:space="preserve">, </w:t>
-      </w:r>
-      <w:r>
-        <w:rPr>
-          <w:lang w:eastAsia="en-US"/>
-        </w:rPr>
-        <w:t xml:space="preserve">usaremos </w:t>
+        <w:t>. U</w:t>
+      </w:r>
+      <w:r>
+        <w:rPr>
+          <w:lang w:eastAsia="en-US"/>
+        </w:rPr>
+        <w:t xml:space="preserve">saremos </w:t>
       </w:r>
       <w:r>
         <w:rPr>
@@ -1161,14 +1075,12 @@
           <w:lang w:eastAsia="en-US"/>
         </w:rPr>
       </w:pPr>
-      <w:proofErr w:type="spellStart"/>
-      <w:r>
-        <w:rPr>
-          <w:lang w:eastAsia="en-US"/>
-        </w:rPr>
-        <w:t>Adeás</w:t>
-      </w:r>
-      <w:proofErr w:type="spellEnd"/>
+      <w:r>
+        <w:rPr>
+          <w:lang w:eastAsia="en-US"/>
+        </w:rPr>
+        <w:t>Además</w:t>
+      </w:r>
       <w:r>
         <w:rPr>
           <w:lang w:eastAsia="en-US"/>
@@ -1368,6 +1280,9 @@
         <w:ind w:left="360"/>
       </w:pPr>
       <w:r>
+        <w:rPr>
+          <w:noProof/>
+        </w:rPr>
         <w:drawing>
           <wp:inline distT="0" distB="0" distL="0" distR="0" wp14:anchorId="4BC0171E" wp14:editId="128FC79A">
             <wp:extent cx="5400040" cy="2557145"/>
@@ -1768,6 +1683,7 @@
       </w:pPr>
       <w:r>
         <w:rPr>
+          <w:noProof/>
           <w:lang w:eastAsia="en-US"/>
         </w:rPr>
         <w:drawing>
@@ -1959,6 +1875,7 @@
       </w:pPr>
       <w:r>
         <w:rPr>
+          <w:noProof/>
           <w:lang w:eastAsia="en-US"/>
         </w:rPr>
         <w:drawing>
@@ -2108,13 +2025,7 @@
         <w:rPr>
           <w:lang w:eastAsia="en-US"/>
         </w:rPr>
-        <w:t>gradualmente</w:t>
-      </w:r>
-      <w:r>
-        <w:rPr>
-          <w:lang w:eastAsia="en-US"/>
-        </w:rPr>
-        <w:t xml:space="preserve"> </w:t>
+        <w:t xml:space="preserve">gradualmente </w:t>
       </w:r>
       <w:r>
         <w:rPr>
@@ -2140,6 +2051,7 @@
       </w:pPr>
       <w:r>
         <w:rPr>
+          <w:noProof/>
           <w:lang w:eastAsia="en-US"/>
         </w:rPr>
         <w:drawing>
@@ -2250,7 +2162,13 @@
         <w:rPr>
           <w:lang w:eastAsia="en-US"/>
         </w:rPr>
-        <w:t>esto generará a largo plazo un desaceleramiento y eventualmente estancamiento de</w:t>
+        <w:t xml:space="preserve">esto generará a largo plazo un desaceleramiento y eventualmente estancamiento </w:t>
+      </w:r>
+      <w:r>
+        <w:rPr>
+          <w:lang w:eastAsia="en-US"/>
+        </w:rPr>
+        <w:t>en</w:t>
       </w:r>
       <w:r>
         <w:rPr>
@@ -2292,6 +2210,7 @@
       </w:pPr>
       <w:r>
         <w:rPr>
+          <w:noProof/>
           <w:lang w:eastAsia="en-US"/>
         </w:rPr>
         <w:drawing>
@@ -2437,6 +2356,7 @@
       </w:pPr>
       <w:r>
         <w:rPr>
+          <w:noProof/>
           <w:lang w:eastAsia="en-US"/>
         </w:rPr>
         <w:drawing>
@@ -2553,13 +2473,19 @@
         <w:rPr>
           <w:lang w:eastAsia="en-US"/>
         </w:rPr>
-        <w:t>que,</w:t>
-      </w:r>
-      <w:r>
-        <w:rPr>
-          <w:lang w:eastAsia="en-US"/>
-        </w:rPr>
-        <w:t xml:space="preserve"> en sí, el </w:t>
+        <w:t>que</w:t>
+      </w:r>
+      <w:r>
+        <w:rPr>
+          <w:lang w:eastAsia="en-US"/>
+        </w:rPr>
+        <w:t xml:space="preserve"> </w:t>
+      </w:r>
+      <w:r>
+        <w:rPr>
+          <w:lang w:eastAsia="en-US"/>
+        </w:rPr>
+        <w:t xml:space="preserve">el </w:t>
       </w:r>
       <w:r>
         <w:rPr>
@@ -2597,24 +2523,6 @@
         </w:rPr>
         <w:t xml:space="preserve">no debería influir tanto en términos de la población. </w:t>
       </w:r>
-      <w:r>
-        <w:rPr>
-          <w:lang w:eastAsia="en-US"/>
-        </w:rPr>
-        <w:t xml:space="preserve">Aún así </w:t>
-      </w:r>
-      <w:r>
-        <w:rPr>
-          <w:lang w:eastAsia="en-US"/>
-        </w:rPr>
-        <w:t>vamos a necesitar</w:t>
-      </w:r>
-      <w:r>
-        <w:rPr>
-          <w:lang w:eastAsia="en-US"/>
-        </w:rPr>
-        <w:t xml:space="preserve"> entrenar el modelo para reconocer el colapso como una excepción.</w:t>
-      </w:r>
     </w:p>
     <w:p>
       <w:pPr>
@@ -2644,7 +2552,7 @@
           <w:lang w:eastAsia="en-US"/>
         </w:rPr>
         <w:drawing>
-          <wp:anchor distT="0" distB="0" distL="114300" distR="114300" simplePos="0" relativeHeight="251658240" behindDoc="0" locked="0" layoutInCell="1" allowOverlap="1" wp14:anchorId="6D32CAE5" wp14:editId="37822986">
+          <wp:anchor distT="0" distB="0" distL="114300" distR="114300" simplePos="0" relativeHeight="251658240" behindDoc="0" locked="0" layoutInCell="1" allowOverlap="1" wp14:anchorId="6D32CAE5" wp14:editId="2AA3A12D">
             <wp:simplePos x="0" y="0"/>
             <wp:positionH relativeFrom="margin">
               <wp:align>center</wp:align>
@@ -2834,19 +2742,7 @@
         <w:rPr>
           <w:lang w:eastAsia="en-US"/>
         </w:rPr>
-        <w:t xml:space="preserve">(recta roja </w:t>
-      </w:r>
-      <w:r>
-        <w:rPr>
-          <w:lang w:eastAsia="en-US"/>
-        </w:rPr>
-        <w:t>punteada</w:t>
-      </w:r>
-      <w:r>
-        <w:rPr>
-          <w:lang w:eastAsia="en-US"/>
-        </w:rPr>
-        <w:t xml:space="preserve">) </w:t>
+        <w:t xml:space="preserve">(recta roja punteada) </w:t>
       </w:r>
       <w:r>
         <w:rPr>
@@ -2916,6 +2812,7 @@
       </w:pPr>
       <w:r>
         <w:rPr>
+          <w:noProof/>
           <w:lang w:eastAsia="en-US"/>
         </w:rPr>
         <w:drawing>
@@ -3038,19 +2935,7 @@
         <w:rPr>
           <w:lang w:eastAsia="en-US"/>
         </w:rPr>
-        <w:t xml:space="preserve">Nuestro modelo UDE muestra un crecimiento moderado hasta 2050, sin indicios de una fuerte desaceleración. </w:t>
-      </w:r>
-      <w:r>
-        <w:rPr>
-          <w:lang w:eastAsia="en-US"/>
-        </w:rPr>
-        <w:t>Este</w:t>
-      </w:r>
-      <w:r>
-        <w:rPr>
-          <w:lang w:eastAsia="en-US"/>
-        </w:rPr>
-        <w:t xml:space="preserve"> resultado es consistente con fuentes externas como </w:t>
+        <w:t xml:space="preserve">Nuestro modelo UDE muestra un crecimiento moderado hasta 2050, sin indicios de una fuerte desaceleración. Este resultado es consistente con fuentes externas como </w:t>
       </w:r>
       <w:hyperlink r:id="rId19" w:history="1">
         <w:r>
@@ -3281,53 +3166,24 @@
           <w:color w:val="7F7F7F" w:themeColor="text1" w:themeTint="80"/>
           <w:lang w:eastAsia="en-US"/>
         </w:rPr>
-        <w:t xml:space="preserve">El autor utilizó los modelos de lenguaje Gemini y Claude </w:t>
+        <w:t>El autor utilizó los modelos de lenguaje Gemini y Claude para asistir en la revisión técnica del código fuente, la optimización de los hiperparámetros de entrenamiento y la redacción de los fundamentos teóricos del informe.</w:t>
       </w:r>
       <w:r>
         <w:rPr>
           <w:i/>
           <w:iCs/>
           <w:color w:val="7F7F7F" w:themeColor="text1" w:themeTint="80"/>
-          <w:lang w:eastAsia="en-US"/>
-        </w:rPr>
-        <w:t>para asistir en la revisión técnica del código fuente, la optimización de los hiperparámetros de entrenamiento y la redacción de los fundamentos teóricos del informe.</w:t>
+        </w:rPr>
+        <w:t xml:space="preserve"> </w:t>
       </w:r>
       <w:r>
         <w:rPr>
           <w:i/>
           <w:iCs/>
           <w:color w:val="7F7F7F" w:themeColor="text1" w:themeTint="80"/>
-        </w:rPr>
-        <w:t xml:space="preserve"> </w:t>
-      </w:r>
-      <w:r>
-        <w:rPr>
-          <w:i/>
-          <w:iCs/>
-          <w:color w:val="7F7F7F" w:themeColor="text1" w:themeTint="80"/>
-          <w:lang w:eastAsia="en-US"/>
-        </w:rPr>
-        <w:t xml:space="preserve">Todos los resultados numéricos obtenidos mediante las UDEs, las ecuaciones presentadas y las </w:t>
-      </w:r>
-      <w:proofErr w:type="gramStart"/>
-      <w:r>
-        <w:rPr>
-          <w:i/>
-          <w:iCs/>
-          <w:color w:val="7F7F7F" w:themeColor="text1" w:themeTint="80"/>
-          <w:lang w:eastAsia="en-US"/>
-        </w:rPr>
-        <w:t>conclusiones finales</w:t>
-      </w:r>
-      <w:proofErr w:type="gramEnd"/>
-      <w:r>
-        <w:rPr>
-          <w:i/>
-          <w:iCs/>
-          <w:color w:val="7F7F7F" w:themeColor="text1" w:themeTint="80"/>
-          <w:lang w:eastAsia="en-US"/>
-        </w:rPr>
-        <w:t xml:space="preserve"> fueron verificados manualmente y validados por los autores, quienes asumen la plena responsabilidad sobre el contenido y la veracidad de la información presentada.</w:t>
+          <w:lang w:eastAsia="en-US"/>
+        </w:rPr>
+        <w:t>Todos los resultados numéricos obtenidos mediante las UDEs, las ecuaciones presentadas y las conclusiones finales fueron verificados manualmente y validados por los autores, quienes asumen la plena responsabilidad sobre el contenido y la veracidad de la información presentada.</w:t>
       </w:r>
     </w:p>
     <w:p>
@@ -3443,16 +3299,7 @@
             <w:iCs/>
             <w:lang w:eastAsia="en-US"/>
           </w:rPr>
-          <w:t>Migración</w:t>
-        </w:r>
-        <w:r>
-          <w:rPr>
-            <w:rStyle w:val="Hipervnculo"/>
-            <w:i/>
-            <w:iCs/>
-            <w:lang w:eastAsia="en-US"/>
-          </w:rPr>
-          <w:t xml:space="preserve"> CEPALSTAT 1950 - 2022</w:t>
+          <w:t>Migración CEPALSTAT 1950 - 2022</w:t>
         </w:r>
       </w:hyperlink>
     </w:p>
@@ -4176,29 +4023,7 @@
             <w:szCs w:val="18"/>
             <w:lang w:eastAsia="en-US"/>
           </w:rPr>
-          <w:t xml:space="preserve"> </w:t>
-        </w:r>
-        <w:proofErr w:type="gramStart"/>
-        <w:r>
-          <w:rPr>
-            <w:rStyle w:val="Hipervnculo"/>
-            <w:rFonts w:asciiTheme="minorHAnsi" w:hAnsiTheme="minorHAnsi"/>
-            <w:sz w:val="18"/>
-            <w:szCs w:val="18"/>
-            <w:lang w:eastAsia="en-US"/>
-          </w:rPr>
-          <w:t>living</w:t>
-        </w:r>
-        <w:proofErr w:type="gramEnd"/>
-        <w:r>
-          <w:rPr>
-            <w:rStyle w:val="Hipervnculo"/>
-            <w:rFonts w:asciiTheme="minorHAnsi" w:hAnsiTheme="minorHAnsi"/>
-            <w:sz w:val="18"/>
-            <w:szCs w:val="18"/>
-            <w:lang w:eastAsia="en-US"/>
-          </w:rPr>
-          <w:t xml:space="preserve"> </w:t>
+          <w:t xml:space="preserve"> living </w:t>
         </w:r>
         <w:proofErr w:type="spellStart"/>
         <w:r>
@@ -4333,7 +4158,6 @@
           <w:szCs w:val="18"/>
         </w:rPr>
       </w:pPr>
-      <w:proofErr w:type="gramStart"/>
       <w:r>
         <w:rPr>
           <w:rFonts w:asciiTheme="minorHAnsi" w:hAnsiTheme="minorHAnsi"/>
@@ -4350,18 +4174,7 @@
           <w:sz w:val="18"/>
           <w:szCs w:val="18"/>
         </w:rPr>
-        <w:t>Chen</w:t>
-      </w:r>
-      <w:proofErr w:type="gramEnd"/>
-      <w:r>
-        <w:rPr>
-          <w:rFonts w:asciiTheme="minorHAnsi" w:hAnsiTheme="minorHAnsi"/>
-          <w:b/>
-          <w:bCs/>
-          <w:sz w:val="18"/>
-          <w:szCs w:val="18"/>
-        </w:rPr>
-        <w:t xml:space="preserve">, R. T. Q., </w:t>
+        <w:t xml:space="preserve">Chen, R. T. Q., </w:t>
       </w:r>
       <w:proofErr w:type="spellStart"/>
       <w:r>
@@ -4566,7 +4379,6 @@
           <w:szCs w:val="18"/>
         </w:rPr>
       </w:pPr>
-      <w:proofErr w:type="gramStart"/>
       <w:r>
         <w:rPr>
           <w:rFonts w:asciiTheme="minorHAnsi" w:hAnsiTheme="minorHAnsi"/>
@@ -4587,7 +4399,6 @@
         <w:t>Rackauckas</w:t>
       </w:r>
       <w:proofErr w:type="spellEnd"/>
-      <w:proofErr w:type="gramEnd"/>
       <w:r>
         <w:rPr>
           <w:rFonts w:asciiTheme="minorHAnsi" w:hAnsiTheme="minorHAnsi"/>
@@ -4739,7 +4550,6 @@
           <w:szCs w:val="18"/>
         </w:rPr>
       </w:pPr>
-      <w:proofErr w:type="gramStart"/>
       <w:r>
         <w:rPr>
           <w:rFonts w:asciiTheme="minorHAnsi" w:hAnsiTheme="minorHAnsi"/>
@@ -4756,18 +4566,7 @@
           <w:sz w:val="18"/>
           <w:szCs w:val="18"/>
         </w:rPr>
-        <w:t>CEPAL</w:t>
-      </w:r>
-      <w:proofErr w:type="gramEnd"/>
-      <w:r>
-        <w:rPr>
-          <w:rFonts w:asciiTheme="minorHAnsi" w:hAnsiTheme="minorHAnsi"/>
-          <w:b/>
-          <w:bCs/>
-          <w:sz w:val="18"/>
-          <w:szCs w:val="18"/>
-        </w:rPr>
-        <w:t xml:space="preserve"> (Comisión Económica para América Latina y el Caribe).</w:t>
+        <w:t>CEPAL (Comisión Económica para América Latina y el Caribe).</w:t>
       </w:r>
       <w:r>
         <w:rPr>
@@ -4828,7 +4627,6 @@
           <w:szCs w:val="18"/>
         </w:rPr>
       </w:pPr>
-      <w:proofErr w:type="gramStart"/>
       <w:r>
         <w:rPr>
           <w:rFonts w:asciiTheme="minorHAnsi" w:hAnsiTheme="minorHAnsi"/>
@@ -4845,18 +4643,7 @@
           <w:sz w:val="18"/>
           <w:szCs w:val="18"/>
         </w:rPr>
-        <w:t>INDEC</w:t>
-      </w:r>
-      <w:proofErr w:type="gramEnd"/>
-      <w:r>
-        <w:rPr>
-          <w:rFonts w:asciiTheme="minorHAnsi" w:hAnsiTheme="minorHAnsi"/>
-          <w:b/>
-          <w:bCs/>
-          <w:sz w:val="18"/>
-          <w:szCs w:val="18"/>
-        </w:rPr>
-        <w:t xml:space="preserve"> / RENAPER (Argentina).</w:t>
+        <w:t>INDEC / RENAPER (Argentina).</w:t>
       </w:r>
       <w:r>
         <w:rPr>
@@ -4953,7 +4740,6 @@
           <w:szCs w:val="18"/>
         </w:rPr>
       </w:pPr>
-      <w:proofErr w:type="gramStart"/>
       <w:r>
         <w:rPr>
           <w:rFonts w:asciiTheme="minorHAnsi" w:hAnsiTheme="minorHAnsi"/>
@@ -4970,18 +4756,7 @@
           <w:sz w:val="18"/>
           <w:szCs w:val="18"/>
         </w:rPr>
-        <w:t>Chen</w:t>
-      </w:r>
-      <w:proofErr w:type="gramEnd"/>
-      <w:r>
-        <w:rPr>
-          <w:rFonts w:asciiTheme="minorHAnsi" w:hAnsiTheme="minorHAnsi"/>
-          <w:b/>
-          <w:bCs/>
-          <w:sz w:val="18"/>
-          <w:szCs w:val="18"/>
-        </w:rPr>
-        <w:t>, R. T. Q. (2018).</w:t>
+        <w:t>Chen, R. T. Q. (2018).</w:t>
       </w:r>
       <w:r>
         <w:rPr>
@@ -5091,25 +4866,7 @@
             <w:sz w:val="18"/>
             <w:szCs w:val="18"/>
           </w:rPr>
-          <w:t>https://github.com/rtqichen/t</w:t>
-        </w:r>
-        <w:r>
-          <w:rPr>
-            <w:rStyle w:val="Hipervnculo"/>
-            <w:rFonts w:asciiTheme="minorHAnsi" w:hAnsiTheme="minorHAnsi"/>
-            <w:sz w:val="18"/>
-            <w:szCs w:val="18"/>
-          </w:rPr>
-          <w:t>o</w:t>
-        </w:r>
-        <w:r>
-          <w:rPr>
-            <w:rStyle w:val="Hipervnculo"/>
-            <w:rFonts w:asciiTheme="minorHAnsi" w:hAnsiTheme="minorHAnsi"/>
-            <w:sz w:val="18"/>
-            <w:szCs w:val="18"/>
-          </w:rPr>
-          <w:t>rchdiffeq</w:t>
+          <w:t>https://github.com/rtqichen/torchdiffeq</w:t>
         </w:r>
       </w:hyperlink>
       <w:r>
@@ -5282,9 +5039,18 @@
         <w:rPr>
           <w:b/>
           <w:bCs/>
-          <w:lang w:eastAsia="en-US"/>
-        </w:rPr>
-        <w:t>Pandas v2.2</w:t>
+          <w:u w:val="single"/>
+          <w:lang w:eastAsia="en-US"/>
+        </w:rPr>
+        <w:t>Pandas</w:t>
+      </w:r>
+      <w:r>
+        <w:rPr>
+          <w:b/>
+          <w:bCs/>
+          <w:lang w:eastAsia="en-US"/>
+        </w:rPr>
+        <w:t xml:space="preserve"> v2.2</w:t>
       </w:r>
       <w:r>
         <w:rPr>
@@ -7338,6 +7104,7 @@
   <w:style w:type="character" w:default="1" w:styleId="Fuentedeprrafopredeter">
     <w:name w:val="Default Paragraph Font"/>
     <w:uiPriority w:val="1"/>
+    <w:semiHidden/>
     <w:unhideWhenUsed/>
   </w:style>
   <w:style w:type="table" w:default="1" w:styleId="Tablanormal">
